--- a/templates/sas-conjoint.docx
+++ b/templates/sas-conjoint.docx
@@ -52,7 +52,6 @@
       <w:pPr>
         <w:rPr>
           <w:rFonts w:ascii="Cambria" w:cs="Cambria" w:eastAsia="Cambria" w:hAnsi="Cambria"/>
-          <w:highlight w:val="yellow"/>
         </w:rPr>
       </w:pPr>
       <w:r>
@@ -274,7 +273,6 @@
       <w:pPr>
         <w:rPr>
           <w:rFonts w:ascii="Cambria" w:cs="Cambria" w:eastAsia="Cambria" w:hAnsi="Cambria"/>
-          <w:highlight w:val="yellow"/>
         </w:rPr>
       </w:pPr>
       <w:r>

--- a/templates/sas-conjoint.docx
+++ b/templates/sas-conjoint.docx
@@ -280,28 +280,7 @@
           <w:rFonts w:ascii="Cambria" w:cs="Cambria" w:eastAsia="Cambria" w:hAnsi="Cambria"/>
           <w:rtl w:val="0"/>
         </w:rPr>
-        <w:t xml:space="preserve">Fait à </w:t>
-      </w:r>
-      <w:r>
-        <w:rPr>
-          <w:rFonts w:ascii="Cambria" w:cs="Cambria" w:eastAsia="Cambria" w:hAnsi="Cambria"/>
-          <w:rtl w:val="0"/>
-        </w:rPr>
-        <w:t xml:space="preserve">{{VILLE_SIGNATURE}}</w:t>
-      </w:r>
-      <w:r>
-        <w:rPr>
-          <w:rFonts w:ascii="Cambria" w:cs="Cambria" w:eastAsia="Cambria" w:hAnsi="Cambria"/>
-          <w:rtl w:val="0"/>
-        </w:rPr>
-        <w:t xml:space="preserve">, le </w:t>
-      </w:r>
-      <w:r>
-        <w:rPr>
-          <w:rFonts w:ascii="Cambria" w:cs="Cambria" w:eastAsia="Cambria" w:hAnsi="Cambria"/>
-          <w:rtl w:val="0"/>
-        </w:rPr>
-        <w:t xml:space="preserve">{{DATE_SIGNATURE}}</w:t>
+        <w:t xml:space="preserve">Fait le {{DATE_SIGNATURE}} à {{VILLE_SOCIETE}}.</w:t>
       </w:r>
     </w:p>
     <w:p>

--- a/templates/sas-conjoint.docx
+++ b/templates/sas-conjoint.docx
@@ -170,7 +170,8 @@
     </w:p>
     <w:p>
       <w:pPr>
-        <w:spacing w:before="0" w:after="120" w:line="276" w:lineRule="auto"/>
+        <w:spacing w:before="240" w:after="0"/>
+        <w:jc w:val="center"/>
         <w:rPr>
           <w:rFonts w:ascii="Cambria" w:cs="Cambria" w:eastAsia="Cambria" w:hAnsi="Cambria"/>
         </w:rPr>
@@ -213,7 +214,8 @@
     </w:p>
     <w:p>
       <w:pPr>
-        <w:spacing w:before="0" w:after="120" w:line="276" w:lineRule="auto"/>
+        <w:spacing w:before="0" w:after="240"/>
+        <w:jc w:val="center"/>
         <w:rPr>
           <w:rFonts w:ascii="Cambria" w:cs="Cambria" w:eastAsia="Cambria" w:hAnsi="Cambria"/>
         </w:rPr>

--- a/templates/sas-conjoint.docx
+++ b/templates/sas-conjoint.docx
@@ -165,7 +165,7 @@
           <w:b w:val="1"/>
           <w:rtl w:val="0"/>
         </w:rPr>
-        <w:t xml:space="preserve">Déclare ne pas revendiquer la qualité d'actionnaire et avoir été informée de la participation de son conjoint à la société :</w:t>
+        <w:t xml:space="preserve">Déclare ne pas revendiquer la qualité d'associé et avoir été informée de la participation de son conjoint à la société :</w:t>
       </w:r>
     </w:p>
     <w:p>
@@ -329,6 +329,21 @@
           <w:rtl w:val="0"/>
         </w:rPr>
         <w:t xml:space="preserve"> : </w:t>
+      </w:r>
+    </w:p>
+    <w:p>
+      <w:pPr>
+        <w:spacing w:before="480" w:after="0"/>
+        <w:rPr>
+          <w:rFonts w:ascii="Cambria" w:cs="Cambria" w:eastAsia="Cambria" w:hAnsi="Cambria"/>
+        </w:rPr>
+      </w:pPr>
+      <w:r>
+        <w:rPr>
+          <w:rFonts w:ascii="Cambria" w:cs="Cambria" w:eastAsia="Cambria" w:hAnsi="Cambria"/>
+          <w:rtl w:val="0"/>
+        </w:rPr>
+        <w:t xml:space="preserve">______________________________</w:t>
       </w:r>
     </w:p>
     <w:p>

--- a/templates/sas-conjoint.docx
+++ b/templates/sas-conjoint.docx
@@ -181,7 +181,7 @@
           <w:rFonts w:ascii="Cambria" w:cs="Cambria" w:eastAsia="Cambria" w:hAnsi="Cambria"/>
           <w:rtl w:val="0"/>
         </w:rPr>
-        <w:t xml:space="preserve">SAS </w:t>
+        <w:t xml:space="preserve">{{FORME_JURIDIQUE}} </w:t>
       </w:r>
       <w:r>
         <w:rPr>
